--- a/fixtures/example-acting/example-acting-resume-letter.docx
+++ b/fixtures/example-acting/example-acting-resume-letter.docx
@@ -154,7 +154,7 @@
           <w:iCs w:val="1"/>
           <w:rtl w:val="0"/>
         </w:rPr>
-        <w:t xml:space="preserve">Viola, Lakeside Shakespeare Festival</w:t>
+        <w:t xml:space="preserve">Viola, Marram Grass Shakespeare Festival</w:t>
       </w:r>
       <w:r>
         <w:rPr>
@@ -212,7 +212,7 @@
           <w:iCs w:val="1"/>
           <w:rtl w:val="0"/>
         </w:rPr>
-        <w:t xml:space="preserve">Ensemble, Steppingstone Theatre Company</w:t>
+        <w:t xml:space="preserve">Ensemble, Brass Pigeon Theatre Company</w:t>
       </w:r>
       <w:r>
         <w:rPr>
@@ -256,7 +256,7 @@
           <w:bCs w:val="1"/>
           <w:rtl w:val="0"/>
         </w:rPr>
-        <w:t xml:space="preserve">Second Shift</w:t>
+        <w:t xml:space="preserve">A Doll's House</w:t>
       </w:r>
       <w:r>
         <w:rPr>
@@ -270,14 +270,14 @@
           <w:iCs w:val="1"/>
           <w:rtl w:val="0"/>
         </w:rPr>
-        <w:t xml:space="preserve">Nurse Ana (supporting), independent feature film</w:t>
+        <w:t xml:space="preserve">Nora Helmer, Kestlemoor University Theatre</w:t>
       </w:r>
       <w:r>
         <w:rPr>
           <w:rtl w:val="0"/>
         </w:rPr>
         <w:tab/>
-        <w:t xml:space="preserve">2025</w:t>
+        <w:t xml:space="preserve">2022</w:t>
       </w:r>
     </w:p>
     <w:p>
@@ -295,7 +295,7 @@
         <w:rPr>
           <w:rtl w:val="0"/>
         </w:rPr>
-        <w:t xml:space="preserve">Three shooting days; scenes cut together for the festival trailer</w:t>
+        <w:t xml:space="preserve">Senior showcase production</w:t>
       </w:r>
     </w:p>
     <w:p>
@@ -314,7 +314,7 @@
           <w:bCs w:val="1"/>
           <w:rtl w:val="0"/>
         </w:rPr>
-        <w:t xml:space="preserve">Riverside Medical</w:t>
+        <w:t xml:space="preserve">Dock Nine After Dark</w:t>
       </w:r>
       <w:r>
         <w:rPr>
@@ -328,14 +328,14 @@
           <w:iCs w:val="1"/>
           <w:rtl w:val="0"/>
         </w:rPr>
-        <w:t xml:space="preserve">Co-star, television pilot</w:t>
+        <w:t xml:space="preserve">Nurse Ana (supporting), independent feature film</w:t>
       </w:r>
       <w:r>
         <w:rPr>
           <w:rtl w:val="0"/>
         </w:rPr>
         <w:tab/>
-        <w:t xml:space="preserve">2024</w:t>
+        <w:t xml:space="preserve">2025</w:t>
       </w:r>
     </w:p>
     <w:p>
@@ -353,7 +353,7 @@
         <w:rPr>
           <w:rtl w:val="0"/>
         </w:rPr>
-        <w:t xml:space="preserve">Two scenes opposite the series lead</w:t>
+        <w:t xml:space="preserve">Directed by Paul Mercer; three shooting days, and my scenes were cut into the festival trailer</w:t>
       </w:r>
     </w:p>
     <w:p>
@@ -372,7 +372,7 @@
           <w:bCs w:val="1"/>
           <w:rtl w:val="0"/>
         </w:rPr>
-        <w:t xml:space="preserve">Lakefront Credit Union</w:t>
+        <w:t xml:space="preserve">Riverside Medical</w:t>
       </w:r>
       <w:r>
         <w:rPr>
@@ -386,7 +386,7 @@
           <w:iCs w:val="1"/>
           <w:rtl w:val="0"/>
         </w:rPr>
-        <w:t xml:space="preserve">Principal, regional television commercial</w:t>
+        <w:t xml:space="preserve">Co-star, television pilot</w:t>
       </w:r>
       <w:r>
         <w:rPr>
@@ -411,7 +411,7 @@
         <w:rPr>
           <w:rtl w:val="0"/>
         </w:rPr>
-        <w:t xml:space="preserve">Two-day shoot; spot ran in the Chicago market for six months</w:t>
+        <w:t xml:space="preserve">Directed by June Ostrander; two scenes opposite the series lead</w:t>
       </w:r>
     </w:p>
     <w:p>
@@ -430,7 +430,7 @@
           <w:bCs w:val="1"/>
           <w:rtl w:val="0"/>
         </w:rPr>
-        <w:t xml:space="preserve">A Doll's House</w:t>
+        <w:t xml:space="preserve">Lakefront Credit Union</w:t>
       </w:r>
       <w:r>
         <w:rPr>
@@ -444,14 +444,14 @@
           <w:iCs w:val="1"/>
           <w:rtl w:val="0"/>
         </w:rPr>
-        <w:t xml:space="preserve">Nora Helmer, Prairie State University Theatre</w:t>
+        <w:t xml:space="preserve">Principal, regional television commercial</w:t>
       </w:r>
       <w:r>
         <w:rPr>
           <w:rtl w:val="0"/>
         </w:rPr>
         <w:tab/>
-        <w:t xml:space="preserve">2022</w:t>
+        <w:t xml:space="preserve">2024</w:t>
       </w:r>
     </w:p>
     <w:p>
@@ -469,7 +469,7 @@
         <w:rPr>
           <w:rtl w:val="0"/>
         </w:rPr>
-        <w:t xml:space="preserve">Senior showcase production</w:t>
+        <w:t xml:space="preserve">Two-day shoot; spot ran in the Chicago market for six months</w:t>
       </w:r>
     </w:p>
     <w:p>
@@ -500,7 +500,7 @@
           <w:bCs w:val="1"/>
           <w:rtl w:val="0"/>
         </w:rPr>
-        <w:t xml:space="preserve">Prairie State University</w:t>
+        <w:t xml:space="preserve">Kestlemoor University</w:t>
       </w:r>
       <w:r>
         <w:rPr>
@@ -562,7 +562,7 @@
         <w:rPr>
           <w:rtl w:val="0"/>
         </w:rPr>
-        <w:t xml:space="preserve">Voice and speech: Linklater technique; movement: Viewpoints and stage combat (SAFD certified)</w:t>
+        <w:t xml:space="preserve">Voice and speech: Linklater technique; movement: Viewpoints and Laban</w:t>
       </w:r>
     </w:p>
     <w:p>
@@ -648,13 +648,33 @@
           <w:bCs w:val="1"/>
           <w:rtl w:val="0"/>
         </w:rPr>
+        <w:t xml:space="preserve">Stage combat: </w:t>
+      </w:r>
+      <w:r>
+        <w:rPr>
+          <w:rtl w:val="0"/>
+        </w:rPr>
+        <w:t xml:space="preserve">SAFD unarmed, rapier and dagger (2025)</w:t>
+      </w:r>
+    </w:p>
+    <w:p>
+      <w:pPr>
+        <w:jc w:val="left"/>
+        <w:rPr/>
+      </w:pPr>
+      <w:r>
+        <w:rPr>
+          <w:b w:val="1"/>
+          <w:bCs w:val="1"/>
+          <w:rtl w:val="0"/>
+        </w:rPr>
         <w:t xml:space="preserve">Other: </w:t>
       </w:r>
       <w:r>
         <w:rPr>
           <w:rtl w:val="0"/>
         </w:rPr>
-        <w:t xml:space="preserve">Stage combat, horseback riding, driver's license</w:t>
+        <w:t xml:space="preserve">Horseback riding, driver's license</w:t>
       </w:r>
     </w:p>
     <w:sectPr>

--- a/fixtures/example-acting/example-acting-resume-letter.docx
+++ b/fixtures/example-acting/example-acting-resume-letter.docx
@@ -31,7 +31,7 @@
           <w:rPr>
             <w:rtl w:val="0"/>
           </w:rPr>
-          <w:t xml:space="preserve">lena.castillo@email.com</w:t>
+          <w:t xml:space="preserve">lena.castillo@example.com</w:t>
         </w:r>
       </w:hyperlink>
       <w:r>
